--- a/fanfic/ffn_upload/ch29.docx
+++ b/fanfic/ffn_upload/ch29.docx
@@ -52,7 +52,7 @@
           <w:iCs/>
           <w:i/>
         </w:rPr>
-        <w:t xml:space="preserve">Will you light them,</w:t>
+        <w:t xml:space="preserve">Will you light them?</w:t>
       </w:r>
       <w:r>
         <w:t xml:space="preserve"> </w:t>
@@ -68,7 +68,7 @@
           <w:iCs/>
           <w:i/>
         </w:rPr>
-        <w:t xml:space="preserve">When I can’t.</w:t>
+        <w:t xml:space="preserve">Someone should.</w:t>
       </w:r>
     </w:p>
     <w:p>
@@ -790,7 +790,7 @@
         <w:t xml:space="preserve">“</w:t>
       </w:r>
       <w:r>
-        <w:t xml:space="preserve">Carry something, you do.</w:t>
+        <w:t xml:space="preserve">Something you carry.</w:t>
       </w:r>
       <w:r>
         <w:t xml:space="preserve">”</w:t>
@@ -808,7 +808,7 @@
         <w:t xml:space="preserve">“</w:t>
       </w:r>
       <w:r>
-        <w:t xml:space="preserve">Since the night the healer died, felt it, I have. Heavy, it is. And yours alone to carry, you have decided.</w:t>
+        <w:t xml:space="preserve">Since the night the healer died, I have felt it. Heavy. And you have decided to carry it alone.</w:t>
       </w:r>
       <w:r>
         <w:t xml:space="preserve">”</w:t>
@@ -1296,7 +1296,7 @@
         <w:t xml:space="preserve">“</w:t>
       </w:r>
       <w:r>
-        <w:t xml:space="preserve">Outside the walls, further you may see. Come back, and tell us what you find. Listen, we will try.</w:t>
+        <w:t xml:space="preserve">Outside the walls, you may see further than we can. Come back, and tell us what you find. Listen, we will try.</w:t>
       </w:r>
       <w:r>
         <w:t xml:space="preserve">”</w:t>
@@ -1859,7 +1859,7 @@
         <w:pStyle w:val="BodyText"/>
       </w:pPr>
       <w:r>
-        <w:t xml:space="preserve">Rex shut up. He listened to Kix breathe — ragged, then slower, then slower again, until the breathing was something a man could set a chrono by. The trembling at the side of his head stopped. Kix was counting under his breath now, very low, the way he counted compressions on a battlefield. Rex had heard him count like that over Hardcase. Over Tup. Over men who lived and men who didn’t.</w:t>
+        <w:t xml:space="preserve">Rex shut up. He listened to Kix breathe — ragged, then slower, then slower again, until the breathing was something a man could set a chrono by. The trembling at the side of his head stopped. Kix was counting under his breath now, very low, the way he counted compressions on a battlefield. Rex had heard him count like that on Umbara. Over Tup. Over men who lived and men who didn’t.</w:t>
       </w:r>
     </w:p>
     <w:p>
@@ -2250,6 +2250,14 @@
         <w:pStyle w:val="BodyText"/>
       </w:pPr>
       <w:r>
+        <w:t xml:space="preserve">Rex winced at it anyway, the way he did every night. Fives was still using the Guard’s own band to tell him he was alive. A dead fault class was a good hiding place right up until some bored tech in Fox’s comm section ran an audit and wondered why a retired error kept turning up at midnight.</w:t>
+      </w:r>
+    </w:p>
+    <w:p>
+      <w:pPr>
+        <w:pStyle w:val="BodyText"/>
+      </w:pPr>
+      <w:r>
         <w:t xml:space="preserve">Rex keyed the acknowledgment. Then, against every rule he’d set for this channel, he added a line of plain text and sent it before he could think better of it.</w:t>
       </w:r>
     </w:p>
@@ -2391,7 +2399,7 @@
         <w:t xml:space="preserve"> </w:t>
       </w:r>
       <w:r>
-        <w:t xml:space="preserve">She hadn’t seen them since a Bith forensics tech had held them up for the Senate to look at.</w:t>
+        <w:t xml:space="preserve">She hadn’t held them since the night Fox took them from her at a cell door.</w:t>
       </w:r>
     </w:p>
     <w:p>
@@ -2428,7 +2436,7 @@
         <w:t xml:space="preserve">“</w:t>
       </w:r>
       <w:r>
-        <w:t xml:space="preserve">This one, I’m told, belongs to a pirate.</w:t>
+        <w:t xml:space="preserve">You handed me this one in the rain. I’m told it belongs to a pirate.</w:t>
       </w:r>
       <w:r>
         <w:t xml:space="preserve">”</w:t>
@@ -2505,7 +2513,23 @@
         <w:t xml:space="preserve"> </w:t>
       </w:r>
       <w:r>
-        <w:t xml:space="preserve">She slid the blue saber into the inner pocket of her coat, next to Ventress’s letter. Florrum meant Hondo’s, and Hondo’s meant Tess Varro, still mending in one of his back rooms; Ahsoka found she didn’t yet know what she would say to her.</w:t>
+        <w:t xml:space="preserve">She slid the blue saber into the inner pocket of her coat, next to Ventress’s letter and the datacard Padmé had pressed into her hand at the door. One string of characters on it, copied out of Vorne’s deposition: the off-world authorization code on the order that had sent her to Cut Three in her first week, to a terrace whose camera nobody had fixed in two years. Padmé’s people could not trace it. Neither, apparently, could the Judiciary.</w:t>
+      </w:r>
+      <w:r>
+        <w:t xml:space="preserve"> </w:t>
+      </w:r>
+      <w:r>
+        <w:rPr>
+          <w:iCs/>
+          <w:i/>
+        </w:rPr>
+        <w:t xml:space="preserve">Somebody traded somebody something,</w:t>
+      </w:r>
+      <w:r>
+        <w:t xml:space="preserve"> </w:t>
+      </w:r>
+      <w:r>
+        <w:t xml:space="preserve">Tess had said, that first week, and Ahsoka still did not know who had done the trading, or for what. Florrum meant Hondo’s, and Hondo’s meant Tess Varro, still mending in one of his back rooms; Ahsoka found she didn’t yet know what she would say to her.</w:t>
       </w:r>
       <w:r>
         <w:t xml:space="preserve"> </w:t>
@@ -2803,7 +2827,7 @@
         <w:pStyle w:val="BodyText"/>
       </w:pPr>
       <w:r>
-        <w:t xml:space="preserve">The wind gusted. Across the city the red window burned on, patient as a coal. She had carried it for a day and a half in her mouth, unsaid, and it had grown heavier with every hour, and she had come out here tonight knowing she would not leave Coruscant with it still there.</w:t>
+        <w:t xml:space="preserve">The wind gusted. Across the city the red window burned on, patient as a coal. She had carried it for two days in her mouth, unsaid, and it had grown heavier with every hour, and she had come out here tonight knowing she would not leave Coruscant with it still there.</w:t>
       </w:r>
     </w:p>
     <w:p>
